--- a/Python for data science           17.docx
+++ b/Python for data science           17.docx
@@ -137,15 +137,40 @@
           <w:sz w:val="24"/>
           <w:szCs w:val="24"/>
         </w:rPr>
-        <w:t>mean ,median ,mode ,variance ,sd</w:t>
-      </w:r>
+        <w:t>mean ,median ,mode ,variance ,</w:t>
+      </w:r>
+      <w:proofErr w:type="spellStart"/>
+      <w:r>
+        <w:rPr>
+          <w:sz w:val="24"/>
+          <w:szCs w:val="24"/>
+        </w:rPr>
+        <w:t>sd</w:t>
+      </w:r>
+      <w:proofErr w:type="spellEnd"/>
       <w:proofErr w:type="gramEnd"/>
       <w:r>
         <w:rPr>
           <w:sz w:val="24"/>
           <w:szCs w:val="24"/>
         </w:rPr>
-        <w:t xml:space="preserve"> etc)</w:t>
+        <w:t xml:space="preserve"> </w:t>
+      </w:r>
+      <w:proofErr w:type="spellStart"/>
+      <w:r>
+        <w:rPr>
+          <w:sz w:val="24"/>
+          <w:szCs w:val="24"/>
+        </w:rPr>
+        <w:t>etc</w:t>
+      </w:r>
+      <w:proofErr w:type="spellEnd"/>
+      <w:r>
+        <w:rPr>
+          <w:sz w:val="24"/>
+          <w:szCs w:val="24"/>
+        </w:rPr>
+        <w:t>)</w:t>
       </w:r>
       <w:r>
         <w:rPr>
@@ -321,8 +346,17 @@
           <w:sz w:val="24"/>
           <w:szCs w:val="24"/>
         </w:rPr>
-        <w:t xml:space="preserve"> -github</w:t>
-      </w:r>
+        <w:t xml:space="preserve"> -</w:t>
+      </w:r>
+      <w:proofErr w:type="spellStart"/>
+      <w:r>
+        <w:rPr>
+          <w:sz w:val="24"/>
+          <w:szCs w:val="24"/>
+        </w:rPr>
+        <w:t>github</w:t>
+      </w:r>
+      <w:proofErr w:type="spellEnd"/>
       <w:r>
         <w:rPr>
           <w:sz w:val="24"/>
@@ -444,7 +478,22 @@
           <w:szCs w:val="24"/>
         </w:rPr>
         <w:br/>
-        <w:t>github:</w:t>
+      </w:r>
+      <w:proofErr w:type="spellStart"/>
+      <w:r>
+        <w:rPr>
+          <w:sz w:val="24"/>
+          <w:szCs w:val="24"/>
+        </w:rPr>
+        <w:t>github</w:t>
+      </w:r>
+      <w:proofErr w:type="spellEnd"/>
+      <w:r>
+        <w:rPr>
+          <w:sz w:val="24"/>
+          <w:szCs w:val="24"/>
+        </w:rPr>
+        <w:t>:</w:t>
       </w:r>
     </w:p>
     <w:p>
@@ -459,8 +508,33 @@
           <w:sz w:val="24"/>
           <w:szCs w:val="24"/>
         </w:rPr>
-        <w:t>a website that allows us to store our programs or work  ,that allows to manage our oe using git is github</w:t>
-      </w:r>
+        <w:t xml:space="preserve">a website that allows us to store our programs or work  ,that allows to manage our </w:t>
+      </w:r>
+      <w:proofErr w:type="spellStart"/>
+      <w:r>
+        <w:rPr>
+          <w:sz w:val="24"/>
+          <w:szCs w:val="24"/>
+        </w:rPr>
+        <w:t>oe</w:t>
+      </w:r>
+      <w:proofErr w:type="spellEnd"/>
+      <w:r>
+        <w:rPr>
+          <w:sz w:val="24"/>
+          <w:szCs w:val="24"/>
+        </w:rPr>
+        <w:t xml:space="preserve"> using git is </w:t>
+      </w:r>
+      <w:proofErr w:type="spellStart"/>
+      <w:r>
+        <w:rPr>
+          <w:sz w:val="24"/>
+          <w:szCs w:val="24"/>
+        </w:rPr>
+        <w:t>github</w:t>
+      </w:r>
+      <w:proofErr w:type="spellEnd"/>
       <w:r>
         <w:rPr>
           <w:sz w:val="24"/>
@@ -482,7 +556,23 @@
           <w:szCs w:val="24"/>
         </w:rPr>
         <w:br/>
-        <w:t>similarly we do  share our codes in folders called by repositories in github website</w:t>
+        <w:t xml:space="preserve">similarly we do  share our codes in folders called by repositories in </w:t>
+      </w:r>
+      <w:proofErr w:type="spellStart"/>
+      <w:r>
+        <w:rPr>
+          <w:sz w:val="24"/>
+          <w:szCs w:val="24"/>
+        </w:rPr>
+        <w:t>github</w:t>
+      </w:r>
+      <w:proofErr w:type="spellEnd"/>
+      <w:r>
+        <w:rPr>
+          <w:sz w:val="24"/>
+          <w:szCs w:val="24"/>
+        </w:rPr>
+        <w:t xml:space="preserve"> website</w:t>
       </w:r>
       <w:r>
         <w:rPr>
@@ -606,7 +696,23 @@
           <w:szCs w:val="24"/>
         </w:rPr>
         <w:br/>
-        <w:t xml:space="preserve">changes made in github are called by </w:t>
+        <w:t xml:space="preserve">changes made in </w:t>
+      </w:r>
+      <w:proofErr w:type="spellStart"/>
+      <w:r>
+        <w:rPr>
+          <w:sz w:val="24"/>
+          <w:szCs w:val="24"/>
+        </w:rPr>
+        <w:t>github</w:t>
+      </w:r>
+      <w:proofErr w:type="spellEnd"/>
+      <w:r>
+        <w:rPr>
+          <w:sz w:val="24"/>
+          <w:szCs w:val="24"/>
+        </w:rPr>
+        <w:t xml:space="preserve"> are called by </w:t>
       </w:r>
       <w:r>
         <w:rPr>
@@ -622,7 +728,22 @@
           <w:szCs w:val="24"/>
         </w:rPr>
         <w:br/>
-        <w:t>commit has two steps    1  add (changes)    2.   Commit (its final step which saves changes)</w:t>
+      </w:r>
+      <w:proofErr w:type="spellStart"/>
+      <w:r>
+        <w:rPr>
+          <w:sz w:val="24"/>
+          <w:szCs w:val="24"/>
+        </w:rPr>
+        <w:t>commit</w:t>
+      </w:r>
+      <w:proofErr w:type="spellEnd"/>
+      <w:r>
+        <w:rPr>
+          <w:sz w:val="24"/>
+          <w:szCs w:val="24"/>
+        </w:rPr>
+        <w:t xml:space="preserve"> has two steps    1  add (changes)    2.   Commit (its final step which saves changes)</w:t>
       </w:r>
       <w:r>
         <w:rPr>
@@ -644,7 +765,6 @@
           <w:szCs w:val="24"/>
         </w:rPr>
         <w:br/>
-        <w:t>s</w:t>
       </w:r>
     </w:p>
     <w:sectPr>
